--- a/document/Vyshniak_Lebenslauf.docx
+++ b/document/Vyshniak_Lebenslauf.docx
@@ -566,7 +566,7 @@
                       <wps:spPr bwMode="auto">
                         <a:xfrm>
                           <a:off x="0" y="0"/>
-                          <a:ext cx="1828800" cy="1828800"/>
+                          <a:ext cx="2478118" cy="340714"/>
                         </a:xfrm>
                         <a:prstGeom prst="rect">
                           <a:avLst/>
@@ -592,16 +592,11 @@
                                 <w:lang w:bidi="ar-SA"/>
                               </w:rPr>
                             </w:pPr>
+                            <w:r/>
                             <w:r>
-                              <w:t xml:space="preserve">Berufserfahrung</w:t>
+                              <w:t xml:space="preserve">Berufserfahrung &amp; Weiterbildung</w:t>
                             </w:r>
-                            <w:r>
-                              <w:rPr>
-                                <w:rFonts w:cs="Times New Roman"/>
-                                <w:color w:val="000000"/>
-                                <w:lang w:bidi="ar-SA"/>
-                              </w:rPr>
-                            </w:r>
+                            <w:r/>
                             <w:r>
                               <w:rPr>
                                 <w:rFonts w:cs="Times New Roman"/>
@@ -638,16 +633,11 @@
                           <w:lang w:bidi="ar-SA"/>
                         </w:rPr>
                       </w:pPr>
+                      <w:r/>
                       <w:r>
-                        <w:t xml:space="preserve">Berufserfahrung</w:t>
+                        <w:t xml:space="preserve">Berufserfahrung &amp; Weiterbildung</w:t>
                       </w:r>
-                      <w:r>
-                        <w:rPr>
-                          <w:rFonts w:cs="Times New Roman"/>
-                          <w:color w:val="000000"/>
-                          <w:lang w:bidi="ar-SA"/>
-                        </w:rPr>
-                      </w:r>
+                      <w:r/>
                       <w:r>
                         <w:rPr>
                           <w:rFonts w:cs="Times New Roman"/>
@@ -730,7 +720,7 @@
       </w:r>
       <w:r>
         <w:rPr>
-          <w:rFonts w:ascii="Times New Roman" w:hAnsi="Times New Roman" w:eastAsia="Times New Roman" w:cs="Times New Roman"/>
+          <w:rFonts w:ascii="Times New Roman" w:hAnsi="Times New Roman" w:cs="Times New Roman"/>
           <w:sz w:val="22"/>
           <w:szCs w:val="22"/>
         </w:rPr>
@@ -784,12 +774,11 @@
           <w:rFonts w:ascii="Times New Roman" w:hAnsi="Times New Roman" w:eastAsia="Times New Roman" w:cs="Times New Roman"/>
           <w:sz w:val="22"/>
           <w:szCs w:val="22"/>
-          <w:lang w:bidi="ar-SA"/>
         </w:rPr>
       </w:r>
       <w:r>
         <w:rPr>
-          <w:rFonts w:ascii="Times New Roman" w:hAnsi="Times New Roman" w:eastAsia="Times New Roman" w:cs="Times New Roman"/>
+          <w:rFonts w:ascii="Times New Roman" w:hAnsi="Times New Roman" w:cs="Times New Roman"/>
           <w:sz w:val="22"/>
           <w:szCs w:val="22"/>
         </w:rPr>
@@ -831,7 +820,7 @@
       </w:r>
       <w:r>
         <w:rPr>
-          <w:rFonts w:ascii="Times New Roman" w:hAnsi="Times New Roman" w:eastAsia="Times New Roman" w:cs="Times New Roman"/>
+          <w:rFonts w:ascii="Times New Roman" w:hAnsi="Times New Roman" w:cs="Times New Roman"/>
           <w:color w:val="404040"/>
           <w:sz w:val="22"/>
           <w:szCs w:val="22"/>
@@ -874,7 +863,7 @@
       </w:r>
       <w:r>
         <w:rPr>
-          <w:rFonts w:ascii="Times New Roman" w:hAnsi="Times New Roman" w:eastAsia="Times New Roman" w:cs="Times New Roman"/>
+          <w:rFonts w:ascii="Times New Roman" w:hAnsi="Times New Roman" w:cs="Times New Roman"/>
           <w:color w:val="404040"/>
           <w:sz w:val="22"/>
           <w:szCs w:val="22"/>
@@ -1963,42 +1952,50 @@
     </w:p>
     <w:p>
       <w:pPr>
-        <w:pStyle w:val="1078"/>
-        <w:pBdr/>
-        <w:spacing w:after="0" w:before="0" w:line="276" w:lineRule="auto"/>
-        <w:ind w:firstLine="32" w:left="2160"/>
+        <w:pStyle w:val="1071"/>
+        <w:pBdr/>
+        <w:spacing/>
+        <w:ind w:hanging="363"/>
+        <w:rPr>
+          <w:rFonts w:ascii="Times New Roman" w:hAnsi="Times New Roman" w:cs="Times New Roman"/>
+          <w:bCs/>
+          <w:i/>
+          <w:color w:val="404040"/>
+          <w:sz w:val="22"/>
+          <w:szCs w:val="22"/>
+        </w:rPr>
+      </w:pPr>
+      <w:r>
         <w:rPr>
           <w:rFonts w:ascii="Times New Roman" w:hAnsi="Times New Roman" w:cs="Times New Roman"/>
           <w:i/>
           <w:iCs/>
           <w:color w:val="404040"/>
-          <w:spacing w:val="-2"/>
           <w:sz w:val="22"/>
           <w:szCs w:val="22"/>
+          <w:lang w:val="uk-UA"/>
         </w:rPr>
-      </w:pPr>
-      <w:r>
-        <w:rPr>
-          <w:rFonts w:ascii="Times New Roman" w:hAnsi="Times New Roman" w:eastAsia="Times New Roman" w:cs="Times New Roman"/>
-          <w:i/>
-          <w:iCs/>
-          <w:color w:val="404040"/>
-          <w:sz w:val="22"/>
-          <w:szCs w:val="22"/>
-          <w:lang w:bidi="ar-SA"/>
-        </w:rPr>
-        <w:t xml:space="preserve">Lehrer für</w:t>
       </w:r>
       <w:r>
         <w:rPr>
           <w:rFonts w:ascii="Times New Roman" w:hAnsi="Times New Roman" w:eastAsia="Times New Roman" w:cs="Times New Roman"/>
           <w:i/>
           <w:iCs/>
-          <w:color w:val="404040"/>
+          <w:color w:val="000000"/>
+          <w:sz w:val="24"/>
+        </w:rPr>
+        <w:t xml:space="preserve">Lehrer </w:t>
+      </w:r>
+      <w:r>
+        <w:rPr>
+          <w:rFonts w:ascii="Times New Roman" w:hAnsi="Times New Roman" w:eastAsia="Times New Roman" w:cs="Times New Roman"/>
+          <w:i/>
+          <w:iCs/>
+          <w:color w:val="000000"/>
           <w:sz w:val="22"/>
           <w:szCs w:val="22"/>
         </w:rPr>
-        <w:t xml:space="preserve"> Mathematik</w:t>
+        <w:t xml:space="preserve">für Mathematik</w:t>
       </w:r>
       <w:r>
         <w:rPr>
@@ -2006,59 +2003,14 @@
           <w:i/>
           <w:iCs/>
           <w:color w:val="404040"/>
-          <w:spacing w:val="-2"/>
           <w:sz w:val="22"/>
           <w:szCs w:val="22"/>
         </w:rPr>
       </w:r>
       <w:r>
         <w:rPr>
-          <w:rFonts w:ascii="Times New Roman" w:hAnsi="Times New Roman" w:cs="Times New Roman"/>
           <w:i/>
           <w:iCs/>
-          <w:color w:val="404040"/>
-          <w:spacing w:val="-2"/>
-          <w:sz w:val="22"/>
-          <w:szCs w:val="22"/>
-        </w:rPr>
-      </w:r>
-    </w:p>
-    <w:p>
-      <w:pPr>
-        <w:pStyle w:val="1071"/>
-        <w:pBdr/>
-        <w:spacing/>
-        <w:ind w:hanging="363"/>
-        <w:rPr>
-          <w:rFonts w:ascii="Times New Roman" w:hAnsi="Times New Roman" w:cs="Times New Roman"/>
-          <w:color w:val="404040"/>
-          <w:sz w:val="22"/>
-          <w:szCs w:val="22"/>
-        </w:rPr>
-      </w:pPr>
-      <w:r>
-        <w:rPr>
-          <w:rFonts w:ascii="Times New Roman" w:hAnsi="Times New Roman" w:eastAsia="Times New Roman" w:cs="Times New Roman"/>
-          <w:color w:val="404040"/>
-          <w:sz w:val="22"/>
-          <w:szCs w:val="22"/>
-        </w:rPr>
-        <w:t xml:space="preserve">Vertrauenslehrer</w:t>
-      </w:r>
-      <w:r>
-        <w:rPr>
-          <w:rFonts w:ascii="Times New Roman" w:hAnsi="Times New Roman" w:cs="Times New Roman"/>
-          <w:color w:val="404040"/>
-          <w:sz w:val="22"/>
-          <w:szCs w:val="22"/>
-        </w:rPr>
-      </w:r>
-      <w:r>
-        <w:rPr>
-          <w:rFonts w:ascii="Times New Roman" w:hAnsi="Times New Roman" w:cs="Times New Roman"/>
-          <w:color w:val="404040"/>
-          <w:sz w:val="22"/>
-          <w:szCs w:val="22"/>
         </w:rPr>
       </w:r>
     </w:p>
@@ -2120,42 +2072,40 @@
     </w:p>
     <w:p>
       <w:pPr>
-        <w:pStyle w:val="1078"/>
-        <w:pBdr/>
-        <w:spacing w:after="0" w:before="0" w:line="276" w:lineRule="auto"/>
-        <w:ind w:firstLine="32" w:left="2160"/>
+        <w:pStyle w:val="1071"/>
+        <w:pBdr/>
+        <w:spacing/>
+        <w:ind w:hanging="363"/>
+        <w:rPr>
+          <w:rFonts w:ascii="Times New Roman" w:hAnsi="Times New Roman" w:cs="Times New Roman"/>
+          <w:bCs/>
+          <w:i/>
+          <w:color w:val="404040"/>
+          <w:sz w:val="22"/>
+          <w:szCs w:val="22"/>
+        </w:rPr>
+      </w:pPr>
+      <w:r>
         <w:rPr>
           <w:rFonts w:ascii="Times New Roman" w:hAnsi="Times New Roman" w:cs="Times New Roman"/>
           <w:i/>
           <w:iCs/>
           <w:color w:val="404040"/>
-          <w:spacing w:val="-2"/>
           <w:sz w:val="22"/>
           <w:szCs w:val="22"/>
+          <w:lang w:val="uk-UA"/>
         </w:rPr>
-      </w:pPr>
-      <w:r>
-        <w:rPr>
-          <w:rFonts w:ascii="Times New Roman" w:hAnsi="Times New Roman" w:eastAsia="Times New Roman" w:cs="Times New Roman"/>
-          <w:i/>
-          <w:iCs/>
-          <w:color w:val="404040"/>
-          <w:sz w:val="22"/>
-          <w:szCs w:val="22"/>
-          <w:lang w:bidi="ar-SA"/>
-        </w:rPr>
-        <w:t xml:space="preserve">Lehrer für</w:t>
       </w:r>
       <w:r>
         <w:rPr>
           <w:rFonts w:ascii="Times New Roman" w:hAnsi="Times New Roman" w:eastAsia="Times New Roman" w:cs="Times New Roman"/>
           <w:i/>
           <w:iCs/>
-          <w:color w:val="404040"/>
+          <w:color w:val="000000"/>
           <w:sz w:val="22"/>
           <w:szCs w:val="22"/>
         </w:rPr>
-        <w:t xml:space="preserve"> Physik</w:t>
+        <w:t xml:space="preserve">Lehrer für Physik</w:t>
       </w:r>
       <w:r>
         <w:rPr>
@@ -2163,59 +2113,14 @@
           <w:i/>
           <w:iCs/>
           <w:color w:val="404040"/>
-          <w:spacing w:val="-2"/>
           <w:sz w:val="22"/>
           <w:szCs w:val="22"/>
         </w:rPr>
       </w:r>
       <w:r>
         <w:rPr>
-          <w:rFonts w:ascii="Times New Roman" w:hAnsi="Times New Roman" w:cs="Times New Roman"/>
           <w:i/>
           <w:iCs/>
-          <w:color w:val="404040"/>
-          <w:spacing w:val="-2"/>
-          <w:sz w:val="22"/>
-          <w:szCs w:val="22"/>
-        </w:rPr>
-      </w:r>
-    </w:p>
-    <w:p>
-      <w:pPr>
-        <w:pStyle w:val="1071"/>
-        <w:pBdr/>
-        <w:spacing/>
-        <w:ind w:hanging="363"/>
-        <w:rPr>
-          <w:rFonts w:ascii="Times New Roman" w:hAnsi="Times New Roman" w:cs="Times New Roman"/>
-          <w:color w:val="404040"/>
-          <w:sz w:val="22"/>
-          <w:szCs w:val="22"/>
-        </w:rPr>
-      </w:pPr>
-      <w:r>
-        <w:rPr>
-          <w:rFonts w:ascii="Times New Roman" w:hAnsi="Times New Roman" w:eastAsia="Times New Roman" w:cs="Times New Roman"/>
-          <w:color w:val="404040"/>
-          <w:sz w:val="22"/>
-          <w:szCs w:val="22"/>
-        </w:rPr>
-        <w:t xml:space="preserve">Vertrauenslehrer</w:t>
-      </w:r>
-      <w:r>
-        <w:rPr>
-          <w:rFonts w:ascii="Times New Roman" w:hAnsi="Times New Roman" w:cs="Times New Roman"/>
-          <w:color w:val="404040"/>
-          <w:sz w:val="22"/>
-          <w:szCs w:val="22"/>
-        </w:rPr>
-      </w:r>
-      <w:r>
-        <w:rPr>
-          <w:rFonts w:ascii="Times New Roman" w:hAnsi="Times New Roman" w:cs="Times New Roman"/>
-          <w:color w:val="404040"/>
-          <w:sz w:val="22"/>
-          <w:szCs w:val="22"/>
         </w:rPr>
       </w:r>
     </w:p>
@@ -2356,7 +2261,9 @@
       </w:r>
       <w:r>
         <w:rPr>
-          <w:rFonts w:ascii="Times New Roman" w:hAnsi="Times New Roman" w:cs="Times New Roman"/>
+          <w:rFonts w:ascii="Times New Roman" w:hAnsi="Times New Roman" w:eastAsia="Times New Roman" w:cs="Times New Roman"/>
+          <w:highlight w:val="none"/>
+          <w:lang w:bidi="ar-SA"/>
         </w:rPr>
       </w:r>
       <w:r>
@@ -2544,12 +2451,8 @@
       </w:r>
       <w:r>
         <w:rPr>
-          <w:rFonts w:ascii="Times New Roman" w:hAnsi="Times New Roman" w:cs="Times New Roman"/>
           <w:b w:val="0"/>
           <w:bCs w:val="0"/>
-          <w:color w:val="000000" w:themeColor="text1"/>
-          <w:sz w:val="22"/>
-          <w:szCs w:val="22"/>
         </w:rPr>
       </w:r>
       <w:r>
@@ -2594,6 +2497,16 @@
           <w:bCs w:val="0"/>
         </w:rPr>
         <w:t xml:space="preserve">Physiker, Lehrer</w:t>
+      </w:r>
+      <w:r>
+        <w:rPr>
+          <w:rFonts w:ascii="Times New Roman" w:hAnsi="Times New Roman" w:cs="Times New Roman"/>
+          <w:b w:val="0"/>
+          <w:bCs w:val="0"/>
+          <w:color w:val="000000" w:themeColor="text1"/>
+          <w:sz w:val="22"/>
+          <w:szCs w:val="22"/>
+        </w:rPr>
       </w:r>
       <w:r>
         <w:rPr>
@@ -3210,7 +3123,7 @@
       </w:hyperlink>
       <w:r>
         <w:rPr>
-          <w:rFonts w:ascii="Times New Roman" w:hAnsi="Times New Roman" w:eastAsia="Times New Roman" w:cs="Times New Roman"/>
+          <w:rFonts w:ascii="Times New Roman" w:hAnsi="Times New Roman" w:cs="Times New Roman"/>
           <w:sz w:val="22"/>
           <w:szCs w:val="22"/>
           <w:highlight w:val="none"/>
@@ -3261,7 +3174,7 @@
       </w:r>
       <w:r>
         <w:rPr>
-          <w:rFonts w:ascii="Times New Roman" w:hAnsi="Times New Roman" w:eastAsia="Times New Roman" w:cs="Times New Roman"/>
+          <w:rFonts w:ascii="Times New Roman" w:hAnsi="Times New Roman" w:cs="Times New Roman"/>
           <w:sz w:val="22"/>
           <w:szCs w:val="22"/>
         </w:rPr>
@@ -3300,7 +3213,7 @@
       </w:r>
       <w:r>
         <w:rPr>
-          <w:rFonts w:ascii="Times New Roman" w:hAnsi="Times New Roman" w:eastAsia="Times New Roman" w:cs="Times New Roman"/>
+          <w:rFonts w:ascii="Times New Roman" w:hAnsi="Times New Roman" w:cs="Times New Roman"/>
           <w:sz w:val="22"/>
           <w:szCs w:val="22"/>
         </w:rPr>
@@ -3339,7 +3252,7 @@
       </w:r>
       <w:r>
         <w:rPr>
-          <w:rFonts w:ascii="Times New Roman" w:hAnsi="Times New Roman" w:eastAsia="Times New Roman" w:cs="Times New Roman"/>
+          <w:rFonts w:ascii="Times New Roman" w:hAnsi="Times New Roman" w:cs="Times New Roman"/>
           <w:sz w:val="22"/>
           <w:szCs w:val="22"/>
         </w:rPr>
@@ -3378,7 +3291,7 @@
       </w:r>
       <w:r>
         <w:rPr>
-          <w:rFonts w:ascii="Times New Roman" w:hAnsi="Times New Roman" w:eastAsia="Times New Roman" w:cs="Times New Roman"/>
+          <w:rFonts w:ascii="Times New Roman" w:hAnsi="Times New Roman" w:cs="Times New Roman"/>
           <w:sz w:val="22"/>
           <w:szCs w:val="22"/>
         </w:rPr>
@@ -3417,7 +3330,7 @@
       </w:r>
       <w:r>
         <w:rPr>
-          <w:rFonts w:ascii="Times New Roman" w:hAnsi="Times New Roman" w:eastAsia="Times New Roman" w:cs="Times New Roman"/>
+          <w:rFonts w:ascii="Times New Roman" w:hAnsi="Times New Roman" w:cs="Times New Roman"/>
           <w:sz w:val="22"/>
           <w:szCs w:val="22"/>
         </w:rPr>
@@ -3456,7 +3369,7 @@
       </w:r>
       <w:r>
         <w:rPr>
-          <w:rFonts w:ascii="Times New Roman" w:hAnsi="Times New Roman" w:eastAsia="Times New Roman" w:cs="Times New Roman"/>
+          <w:rFonts w:ascii="Times New Roman" w:hAnsi="Times New Roman" w:cs="Times New Roman"/>
           <w:sz w:val="22"/>
           <w:szCs w:val="22"/>
         </w:rPr>
@@ -3495,7 +3408,7 @@
       </w:r>
       <w:r>
         <w:rPr>
-          <w:rFonts w:ascii="Times New Roman" w:hAnsi="Times New Roman" w:eastAsia="Times New Roman" w:cs="Times New Roman"/>
+          <w:rFonts w:ascii="Times New Roman" w:hAnsi="Times New Roman" w:cs="Times New Roman"/>
           <w:sz w:val="22"/>
           <w:szCs w:val="22"/>
         </w:rPr>
@@ -3533,7 +3446,7 @@
       </w:r>
       <w:r>
         <w:rPr>
-          <w:rFonts w:ascii="Times New Roman" w:hAnsi="Times New Roman" w:eastAsia="Times New Roman" w:cs="Times New Roman"/>
+          <w:rFonts w:ascii="Times New Roman" w:hAnsi="Times New Roman" w:cs="Times New Roman"/>
           <w:sz w:val="22"/>
           <w:szCs w:val="22"/>
         </w:rPr>
@@ -3586,7 +3499,7 @@
       </w:hyperlink>
       <w:r>
         <w:rPr>
-          <w:rFonts w:ascii="Times New Roman" w:hAnsi="Times New Roman" w:eastAsia="Times New Roman" w:cs="Times New Roman"/>
+          <w:rFonts w:ascii="Times New Roman" w:hAnsi="Times New Roman" w:cs="Times New Roman"/>
           <w:sz w:val="22"/>
           <w:szCs w:val="22"/>
           <w:highlight w:val="none"/>
@@ -3662,13 +3575,12 @@
       </w:r>
       <w:r>
         <w:rPr>
-          <w:rFonts w:ascii="Times New Roman" w:hAnsi="Times New Roman" w:eastAsia="Times New Roman" w:cs="Times New Roman"/>
+          <w:rFonts w:ascii="Times New Roman" w:hAnsi="Times New Roman" w:cs="Times New Roman"/>
           <w:b w:val="0"/>
           <w:bCs w:val="0"/>
-          <w:color w:val="000000"/>
+          <w:color w:val="auto"/>
           <w:sz w:val="22"/>
           <w:szCs w:val="22"/>
-          <w:highlight w:val="none"/>
         </w:rPr>
       </w:r>
       <w:r>
@@ -3726,12 +3638,13 @@
       </w:r>
       <w:r>
         <w:rPr>
-          <w:rFonts w:ascii="Times New Roman" w:hAnsi="Times New Roman" w:eastAsia="Times New Roman" w:cs="Times New Roman"/>
+          <w:rFonts w:ascii="Times New Roman" w:hAnsi="Times New Roman" w:cs="Times New Roman"/>
           <w:b w:val="0"/>
           <w:bCs w:val="0"/>
-          <w:color w:val="auto"/>
+          <w:color w:val="000000"/>
           <w:sz w:val="22"/>
           <w:szCs w:val="22"/>
+          <w:highlight w:val="none"/>
         </w:rPr>
       </w:r>
       <w:r>
@@ -4670,7 +4583,7 @@
                 <w:sz w:val="22"/>
                 <w:szCs w:val="22"/>
               </w:rPr>
-              <w:t xml:space="preserve">20.06.2026</w:t>
+              <w:t xml:space="preserve">23.09.2026</w:t>
             </w:r>
             <w:r>
               <w:rPr>
